--- a/contoh newsletter IUP.docx
+++ b/contoh newsletter IUP.docx
@@ -789,6 +789,7 @@
   <w:style w:type="character" w:default="1" w:styleId="DefaultParagraphFont">
     <w:name w:val="Default Paragraph Font"/>
     <w:uiPriority w:val="1"/>
+    <w:semiHidden/>
     <w:unhideWhenUsed/>
   </w:style>
   <w:style w:type="table" w:default="1" w:styleId="TableNormal">

--- a/contoh newsletter IUP.docx
+++ b/contoh newsletter IUP.docx
@@ -63,7 +63,10 @@
     </w:p>
     <w:p>
       <w:r>
-        <w:t>Program Magister dan Doktor Teknik Geomatika UGM resmi meraih </w:t>
+        <w:t>Program Magister dan Doktor Teknik Geomatika UGM resmi meraih</w:t>
+      </w:r>
+      <w:r>
+        <w:t xml:space="preserve"> </w:t>
       </w:r>
       <w:r>
         <w:rPr>
